--- a/release_assets/docx/08_SAFE-CARE_Healthcare_AI_Agent_Safety_Case_Template.docx
+++ b/release_assets/docx/08_SAFE-CARE_Healthcare_AI_Agent_Safety_Case_Template.docx
@@ -80,8 +80,8 @@
         </w:tblBorders>
       </w:tblPr>
       <w:tblGrid>
-        <w:gridCol w:w="4680"/>
-        <w:gridCol w:w="4680"/>
+        <w:gridCol w:w="2537"/>
+        <w:gridCol w:w="6823"/>
       </w:tblGrid>
       <w:tr>
         <w:trPr>
@@ -89,7 +89,7 @@
         </w:trPr>
         <w:tc>
           <w:tcPr>
-            <w:tcW w:type="dxa" w:w="4680"/>
+            <w:tcW w:type="dxa" w:w="2537"/>
             <w:tcBorders>
               <w:top w:val="single" w:color="D0D0CE" w:sz="1"/>
               <w:left w:val="single" w:color="D0D0CE" w:sz="1"/>
@@ -122,7 +122,7 @@
         </w:tc>
         <w:tc>
           <w:tcPr>
-            <w:tcW w:type="dxa" w:w="4680"/>
+            <w:tcW w:type="dxa" w:w="6823"/>
             <w:tcBorders>
               <w:top w:val="single" w:color="D0D0CE" w:sz="1"/>
               <w:left w:val="single" w:color="D0D0CE" w:sz="1"/>
@@ -157,7 +157,7 @@
       <w:tr>
         <w:tc>
           <w:tcPr>
-            <w:tcW w:type="dxa" w:w="4680"/>
+            <w:tcW w:type="dxa" w:w="2537"/>
             <w:tcBorders>
               <w:top w:val="single" w:color="D0D0CE" w:sz="1"/>
               <w:left w:val="single" w:color="D0D0CE" w:sz="1"/>
@@ -183,7 +183,7 @@
         </w:tc>
         <w:tc>
           <w:tcPr>
-            <w:tcW w:type="dxa" w:w="4680"/>
+            <w:tcW w:type="dxa" w:w="6823"/>
             <w:tcBorders>
               <w:top w:val="single" w:color="D0D0CE" w:sz="1"/>
               <w:left w:val="single" w:color="D0D0CE" w:sz="1"/>
@@ -211,7 +211,7 @@
       <w:tr>
         <w:tc>
           <w:tcPr>
-            <w:tcW w:type="dxa" w:w="4680"/>
+            <w:tcW w:type="dxa" w:w="2537"/>
             <w:tcBorders>
               <w:top w:val="single" w:color="D0D0CE" w:sz="1"/>
               <w:left w:val="single" w:color="D0D0CE" w:sz="1"/>
@@ -237,7 +237,7 @@
         </w:tc>
         <w:tc>
           <w:tcPr>
-            <w:tcW w:type="dxa" w:w="4680"/>
+            <w:tcW w:type="dxa" w:w="6823"/>
             <w:tcBorders>
               <w:top w:val="single" w:color="D0D0CE" w:sz="1"/>
               <w:left w:val="single" w:color="D0D0CE" w:sz="1"/>
@@ -265,7 +265,7 @@
       <w:tr>
         <w:tc>
           <w:tcPr>
-            <w:tcW w:type="dxa" w:w="4680"/>
+            <w:tcW w:type="dxa" w:w="2537"/>
             <w:tcBorders>
               <w:top w:val="single" w:color="D0D0CE" w:sz="1"/>
               <w:left w:val="single" w:color="D0D0CE" w:sz="1"/>
@@ -291,7 +291,7 @@
         </w:tc>
         <w:tc>
           <w:tcPr>
-            <w:tcW w:type="dxa" w:w="4680"/>
+            <w:tcW w:type="dxa" w:w="6823"/>
             <w:tcBorders>
               <w:top w:val="single" w:color="D0D0CE" w:sz="1"/>
               <w:left w:val="single" w:color="D0D0CE" w:sz="1"/>
@@ -319,7 +319,7 @@
       <w:tr>
         <w:tc>
           <w:tcPr>
-            <w:tcW w:type="dxa" w:w="4680"/>
+            <w:tcW w:type="dxa" w:w="2537"/>
             <w:tcBorders>
               <w:top w:val="single" w:color="D0D0CE" w:sz="1"/>
               <w:left w:val="single" w:color="D0D0CE" w:sz="1"/>
@@ -345,7 +345,7 @@
         </w:tc>
         <w:tc>
           <w:tcPr>
-            <w:tcW w:type="dxa" w:w="4680"/>
+            <w:tcW w:type="dxa" w:w="6823"/>
             <w:tcBorders>
               <w:top w:val="single" w:color="D0D0CE" w:sz="1"/>
               <w:left w:val="single" w:color="D0D0CE" w:sz="1"/>
@@ -373,7 +373,7 @@
       <w:tr>
         <w:tc>
           <w:tcPr>
-            <w:tcW w:type="dxa" w:w="4680"/>
+            <w:tcW w:type="dxa" w:w="2537"/>
             <w:tcBorders>
               <w:top w:val="single" w:color="D0D0CE" w:sz="1"/>
               <w:left w:val="single" w:color="D0D0CE" w:sz="1"/>
@@ -399,7 +399,7 @@
         </w:tc>
         <w:tc>
           <w:tcPr>
-            <w:tcW w:type="dxa" w:w="4680"/>
+            <w:tcW w:type="dxa" w:w="6823"/>
             <w:tcBorders>
               <w:top w:val="single" w:color="D0D0CE" w:sz="1"/>
               <w:left w:val="single" w:color="D0D0CE" w:sz="1"/>
@@ -427,7 +427,7 @@
       <w:tr>
         <w:tc>
           <w:tcPr>
-            <w:tcW w:type="dxa" w:w="4680"/>
+            <w:tcW w:type="dxa" w:w="2537"/>
             <w:tcBorders>
               <w:top w:val="single" w:color="D0D0CE" w:sz="1"/>
               <w:left w:val="single" w:color="D0D0CE" w:sz="1"/>
@@ -453,7 +453,7 @@
         </w:tc>
         <w:tc>
           <w:tcPr>
-            <w:tcW w:type="dxa" w:w="4680"/>
+            <w:tcW w:type="dxa" w:w="6823"/>
             <w:tcBorders>
               <w:top w:val="single" w:color="D0D0CE" w:sz="1"/>
               <w:left w:val="single" w:color="D0D0CE" w:sz="1"/>
@@ -481,7 +481,7 @@
       <w:tr>
         <w:tc>
           <w:tcPr>
-            <w:tcW w:type="dxa" w:w="4680"/>
+            <w:tcW w:type="dxa" w:w="2537"/>
             <w:tcBorders>
               <w:top w:val="single" w:color="D0D0CE" w:sz="1"/>
               <w:left w:val="single" w:color="D0D0CE" w:sz="1"/>
@@ -507,7 +507,7 @@
         </w:tc>
         <w:tc>
           <w:tcPr>
-            <w:tcW w:type="dxa" w:w="4680"/>
+            <w:tcW w:type="dxa" w:w="6823"/>
             <w:tcBorders>
               <w:top w:val="single" w:color="D0D0CE" w:sz="1"/>
               <w:left w:val="single" w:color="D0D0CE" w:sz="1"/>
@@ -535,7 +535,7 @@
       <w:tr>
         <w:tc>
           <w:tcPr>
-            <w:tcW w:type="dxa" w:w="4680"/>
+            <w:tcW w:type="dxa" w:w="2537"/>
             <w:tcBorders>
               <w:top w:val="single" w:color="D0D0CE" w:sz="1"/>
               <w:left w:val="single" w:color="D0D0CE" w:sz="1"/>
@@ -561,7 +561,7 @@
         </w:tc>
         <w:tc>
           <w:tcPr>
-            <w:tcW w:type="dxa" w:w="4680"/>
+            <w:tcW w:type="dxa" w:w="6823"/>
             <w:tcBorders>
               <w:top w:val="single" w:color="D0D0CE" w:sz="1"/>
               <w:left w:val="single" w:color="D0D0CE" w:sz="1"/>
@@ -589,7 +589,7 @@
       <w:tr>
         <w:tc>
           <w:tcPr>
-            <w:tcW w:type="dxa" w:w="4680"/>
+            <w:tcW w:type="dxa" w:w="2537"/>
             <w:tcBorders>
               <w:top w:val="single" w:color="D0D0CE" w:sz="1"/>
               <w:left w:val="single" w:color="D0D0CE" w:sz="1"/>
@@ -615,7 +615,7 @@
         </w:tc>
         <w:tc>
           <w:tcPr>
-            <w:tcW w:type="dxa" w:w="4680"/>
+            <w:tcW w:type="dxa" w:w="6823"/>
             <w:tcBorders>
               <w:top w:val="single" w:color="D0D0CE" w:sz="1"/>
               <w:left w:val="single" w:color="D0D0CE" w:sz="1"/>
@@ -643,7 +643,7 @@
       <w:tr>
         <w:tc>
           <w:tcPr>
-            <w:tcW w:type="dxa" w:w="4680"/>
+            <w:tcW w:type="dxa" w:w="2537"/>
             <w:tcBorders>
               <w:top w:val="single" w:color="D0D0CE" w:sz="1"/>
               <w:left w:val="single" w:color="D0D0CE" w:sz="1"/>
@@ -669,7 +669,7 @@
         </w:tc>
         <w:tc>
           <w:tcPr>
-            <w:tcW w:type="dxa" w:w="4680"/>
+            <w:tcW w:type="dxa" w:w="6823"/>
             <w:tcBorders>
               <w:top w:val="single" w:color="D0D0CE" w:sz="1"/>
               <w:left w:val="single" w:color="D0D0CE" w:sz="1"/>
@@ -695,6 +695,14 @@
         </w:tc>
       </w:tr>
     </w:tbl>
+    <w:p>
+      <w:pPr>
+        <w:spacing w:after="120"/>
+      </w:pPr>
+      <w:r>
+        <w:t xml:space="preserve"/>
+      </w:r>
+    </w:p>
     <w:p>
       <w:pPr>
         <w:pStyle w:val="Heading1"/>
@@ -716,8 +724,8 @@
         </w:tblBorders>
       </w:tblPr>
       <w:tblGrid>
-        <w:gridCol w:w="4680"/>
-        <w:gridCol w:w="4680"/>
+        <w:gridCol w:w="4595"/>
+        <w:gridCol w:w="4765"/>
       </w:tblGrid>
       <w:tr>
         <w:trPr>
@@ -725,7 +733,7 @@
         </w:trPr>
         <w:tc>
           <w:tcPr>
-            <w:tcW w:type="dxa" w:w="4680"/>
+            <w:tcW w:type="dxa" w:w="4595"/>
             <w:tcBorders>
               <w:top w:val="single" w:color="D0D0CE" w:sz="1"/>
               <w:left w:val="single" w:color="D0D0CE" w:sz="1"/>
@@ -758,7 +766,7 @@
         </w:tc>
         <w:tc>
           <w:tcPr>
-            <w:tcW w:type="dxa" w:w="4680"/>
+            <w:tcW w:type="dxa" w:w="4765"/>
             <w:tcBorders>
               <w:top w:val="single" w:color="D0D0CE" w:sz="1"/>
               <w:left w:val="single" w:color="D0D0CE" w:sz="1"/>
@@ -793,7 +801,7 @@
       <w:tr>
         <w:tc>
           <w:tcPr>
-            <w:tcW w:type="dxa" w:w="4680"/>
+            <w:tcW w:type="dxa" w:w="4595"/>
             <w:tcBorders>
               <w:top w:val="single" w:color="D0D0CE" w:sz="1"/>
               <w:left w:val="single" w:color="D0D0CE" w:sz="1"/>
@@ -819,7 +827,7 @@
         </w:tc>
         <w:tc>
           <w:tcPr>
-            <w:tcW w:type="dxa" w:w="4680"/>
+            <w:tcW w:type="dxa" w:w="4765"/>
             <w:tcBorders>
               <w:top w:val="single" w:color="D0D0CE" w:sz="1"/>
               <w:left w:val="single" w:color="D0D0CE" w:sz="1"/>
@@ -847,7 +855,7 @@
       <w:tr>
         <w:tc>
           <w:tcPr>
-            <w:tcW w:type="dxa" w:w="4680"/>
+            <w:tcW w:type="dxa" w:w="4595"/>
             <w:tcBorders>
               <w:top w:val="single" w:color="D0D0CE" w:sz="1"/>
               <w:left w:val="single" w:color="D0D0CE" w:sz="1"/>
@@ -873,7 +881,7 @@
         </w:tc>
         <w:tc>
           <w:tcPr>
-            <w:tcW w:type="dxa" w:w="4680"/>
+            <w:tcW w:type="dxa" w:w="4765"/>
             <w:tcBorders>
               <w:top w:val="single" w:color="D0D0CE" w:sz="1"/>
               <w:left w:val="single" w:color="D0D0CE" w:sz="1"/>
@@ -901,7 +909,7 @@
       <w:tr>
         <w:tc>
           <w:tcPr>
-            <w:tcW w:type="dxa" w:w="4680"/>
+            <w:tcW w:type="dxa" w:w="4595"/>
             <w:tcBorders>
               <w:top w:val="single" w:color="D0D0CE" w:sz="1"/>
               <w:left w:val="single" w:color="D0D0CE" w:sz="1"/>
@@ -927,7 +935,7 @@
         </w:tc>
         <w:tc>
           <w:tcPr>
-            <w:tcW w:type="dxa" w:w="4680"/>
+            <w:tcW w:type="dxa" w:w="4765"/>
             <w:tcBorders>
               <w:top w:val="single" w:color="D0D0CE" w:sz="1"/>
               <w:left w:val="single" w:color="D0D0CE" w:sz="1"/>
@@ -955,7 +963,7 @@
       <w:tr>
         <w:tc>
           <w:tcPr>
-            <w:tcW w:type="dxa" w:w="4680"/>
+            <w:tcW w:type="dxa" w:w="4595"/>
             <w:tcBorders>
               <w:top w:val="single" w:color="D0D0CE" w:sz="1"/>
               <w:left w:val="single" w:color="D0D0CE" w:sz="1"/>
@@ -981,7 +989,7 @@
         </w:tc>
         <w:tc>
           <w:tcPr>
-            <w:tcW w:type="dxa" w:w="4680"/>
+            <w:tcW w:type="dxa" w:w="4765"/>
             <w:tcBorders>
               <w:top w:val="single" w:color="D0D0CE" w:sz="1"/>
               <w:left w:val="single" w:color="D0D0CE" w:sz="1"/>
@@ -1009,7 +1017,7 @@
       <w:tr>
         <w:tc>
           <w:tcPr>
-            <w:tcW w:type="dxa" w:w="4680"/>
+            <w:tcW w:type="dxa" w:w="4595"/>
             <w:tcBorders>
               <w:top w:val="single" w:color="D0D0CE" w:sz="1"/>
               <w:left w:val="single" w:color="D0D0CE" w:sz="1"/>
@@ -1035,7 +1043,7 @@
         </w:tc>
         <w:tc>
           <w:tcPr>
-            <w:tcW w:type="dxa" w:w="4680"/>
+            <w:tcW w:type="dxa" w:w="4765"/>
             <w:tcBorders>
               <w:top w:val="single" w:color="D0D0CE" w:sz="1"/>
               <w:left w:val="single" w:color="D0D0CE" w:sz="1"/>
@@ -1061,6 +1069,14 @@
         </w:tc>
       </w:tr>
     </w:tbl>
+    <w:p>
+      <w:pPr>
+        <w:spacing w:after="120"/>
+      </w:pPr>
+      <w:r>
+        <w:t xml:space="preserve"/>
+      </w:r>
+    </w:p>
     <w:p>
       <w:pPr>
         <w:pStyle w:val="Heading1"/>
@@ -1082,10 +1098,10 @@
         </w:tblBorders>
       </w:tblPr>
       <w:tblGrid>
-        <w:gridCol w:w="2340"/>
-        <w:gridCol w:w="2340"/>
-        <w:gridCol w:w="2340"/>
-        <w:gridCol w:w="2340"/>
+        <w:gridCol w:w="1873"/>
+        <w:gridCol w:w="2881"/>
+        <w:gridCol w:w="2524"/>
+        <w:gridCol w:w="2082"/>
       </w:tblGrid>
       <w:tr>
         <w:trPr>
@@ -1093,7 +1109,7 @@
         </w:trPr>
         <w:tc>
           <w:tcPr>
-            <w:tcW w:type="dxa" w:w="2340"/>
+            <w:tcW w:type="dxa" w:w="1873"/>
             <w:tcBorders>
               <w:top w:val="single" w:color="D0D0CE" w:sz="1"/>
               <w:left w:val="single" w:color="D0D0CE" w:sz="1"/>
@@ -1117,8 +1133,8 @@
                 <w:b/>
                 <w:bCs/>
                 <w:color w:val="FFFFFF"/>
-                <w:sz w:val="16"/>
-                <w:szCs w:val="16"/>
+                <w:sz w:val="18"/>
+                <w:szCs w:val="18"/>
               </w:rPr>
               <w:t xml:space="preserve">Risk</w:t>
             </w:r>
@@ -1126,7 +1142,7 @@
         </w:tc>
         <w:tc>
           <w:tcPr>
-            <w:tcW w:type="dxa" w:w="2340"/>
+            <w:tcW w:type="dxa" w:w="2881"/>
             <w:tcBorders>
               <w:top w:val="single" w:color="D0D0CE" w:sz="1"/>
               <w:left w:val="single" w:color="D0D0CE" w:sz="1"/>
@@ -1150,8 +1166,8 @@
                 <w:b/>
                 <w:bCs/>
                 <w:color w:val="FFFFFF"/>
-                <w:sz w:val="16"/>
-                <w:szCs w:val="16"/>
+                <w:sz w:val="18"/>
+                <w:szCs w:val="18"/>
               </w:rPr>
               <w:t xml:space="preserve">Control</w:t>
             </w:r>
@@ -1159,7 +1175,7 @@
         </w:tc>
         <w:tc>
           <w:tcPr>
-            <w:tcW w:type="dxa" w:w="2340"/>
+            <w:tcW w:type="dxa" w:w="2524"/>
             <w:tcBorders>
               <w:top w:val="single" w:color="D0D0CE" w:sz="1"/>
               <w:left w:val="single" w:color="D0D0CE" w:sz="1"/>
@@ -1183,8 +1199,8 @@
                 <w:b/>
                 <w:bCs/>
                 <w:color w:val="FFFFFF"/>
-                <w:sz w:val="16"/>
-                <w:szCs w:val="16"/>
+                <w:sz w:val="18"/>
+                <w:szCs w:val="18"/>
               </w:rPr>
               <w:t xml:space="preserve">Evidence</w:t>
             </w:r>
@@ -1192,7 +1208,7 @@
         </w:tc>
         <w:tc>
           <w:tcPr>
-            <w:tcW w:type="dxa" w:w="2340"/>
+            <w:tcW w:type="dxa" w:w="2082"/>
             <w:tcBorders>
               <w:top w:val="single" w:color="D0D0CE" w:sz="1"/>
               <w:left w:val="single" w:color="D0D0CE" w:sz="1"/>
@@ -1216,8 +1232,8 @@
                 <w:b/>
                 <w:bCs/>
                 <w:color w:val="FFFFFF"/>
-                <w:sz w:val="16"/>
-                <w:szCs w:val="16"/>
+                <w:sz w:val="18"/>
+                <w:szCs w:val="18"/>
               </w:rPr>
               <w:t xml:space="preserve">Owner</w:t>
             </w:r>
@@ -1227,7 +1243,7 @@
       <w:tr>
         <w:tc>
           <w:tcPr>
-            <w:tcW w:type="dxa" w:w="2340"/>
+            <w:tcW w:type="dxa" w:w="1873"/>
             <w:tcBorders>
               <w:top w:val="single" w:color="D0D0CE" w:sz="1"/>
               <w:left w:val="single" w:color="D0D0CE" w:sz="1"/>
@@ -1253,7 +1269,7 @@
         </w:tc>
         <w:tc>
           <w:tcPr>
-            <w:tcW w:type="dxa" w:w="2340"/>
+            <w:tcW w:type="dxa" w:w="2881"/>
             <w:tcBorders>
               <w:top w:val="single" w:color="D0D0CE" w:sz="1"/>
               <w:left w:val="single" w:color="D0D0CE" w:sz="1"/>
@@ -1279,7 +1295,7 @@
         </w:tc>
         <w:tc>
           <w:tcPr>
-            <w:tcW w:type="dxa" w:w="2340"/>
+            <w:tcW w:type="dxa" w:w="2524"/>
             <w:tcBorders>
               <w:top w:val="single" w:color="D0D0CE" w:sz="1"/>
               <w:left w:val="single" w:color="D0D0CE" w:sz="1"/>
@@ -1305,7 +1321,7 @@
         </w:tc>
         <w:tc>
           <w:tcPr>
-            <w:tcW w:type="dxa" w:w="2340"/>
+            <w:tcW w:type="dxa" w:w="2082"/>
             <w:tcBorders>
               <w:top w:val="single" w:color="D0D0CE" w:sz="1"/>
               <w:left w:val="single" w:color="D0D0CE" w:sz="1"/>
@@ -1333,7 +1349,7 @@
       <w:tr>
         <w:tc>
           <w:tcPr>
-            <w:tcW w:type="dxa" w:w="2340"/>
+            <w:tcW w:type="dxa" w:w="1873"/>
             <w:tcBorders>
               <w:top w:val="single" w:color="D0D0CE" w:sz="1"/>
               <w:left w:val="single" w:color="D0D0CE" w:sz="1"/>
@@ -1359,7 +1375,7 @@
         </w:tc>
         <w:tc>
           <w:tcPr>
-            <w:tcW w:type="dxa" w:w="2340"/>
+            <w:tcW w:type="dxa" w:w="2881"/>
             <w:tcBorders>
               <w:top w:val="single" w:color="D0D0CE" w:sz="1"/>
               <w:left w:val="single" w:color="D0D0CE" w:sz="1"/>
@@ -1385,7 +1401,7 @@
         </w:tc>
         <w:tc>
           <w:tcPr>
-            <w:tcW w:type="dxa" w:w="2340"/>
+            <w:tcW w:type="dxa" w:w="2524"/>
             <w:tcBorders>
               <w:top w:val="single" w:color="D0D0CE" w:sz="1"/>
               <w:left w:val="single" w:color="D0D0CE" w:sz="1"/>
@@ -1411,7 +1427,7 @@
         </w:tc>
         <w:tc>
           <w:tcPr>
-            <w:tcW w:type="dxa" w:w="2340"/>
+            <w:tcW w:type="dxa" w:w="2082"/>
             <w:tcBorders>
               <w:top w:val="single" w:color="D0D0CE" w:sz="1"/>
               <w:left w:val="single" w:color="D0D0CE" w:sz="1"/>
@@ -1439,7 +1455,7 @@
       <w:tr>
         <w:tc>
           <w:tcPr>
-            <w:tcW w:type="dxa" w:w="2340"/>
+            <w:tcW w:type="dxa" w:w="1873"/>
             <w:tcBorders>
               <w:top w:val="single" w:color="D0D0CE" w:sz="1"/>
               <w:left w:val="single" w:color="D0D0CE" w:sz="1"/>
@@ -1465,7 +1481,7 @@
         </w:tc>
         <w:tc>
           <w:tcPr>
-            <w:tcW w:type="dxa" w:w="2340"/>
+            <w:tcW w:type="dxa" w:w="2881"/>
             <w:tcBorders>
               <w:top w:val="single" w:color="D0D0CE" w:sz="1"/>
               <w:left w:val="single" w:color="D0D0CE" w:sz="1"/>
@@ -1491,7 +1507,7 @@
         </w:tc>
         <w:tc>
           <w:tcPr>
-            <w:tcW w:type="dxa" w:w="2340"/>
+            <w:tcW w:type="dxa" w:w="2524"/>
             <w:tcBorders>
               <w:top w:val="single" w:color="D0D0CE" w:sz="1"/>
               <w:left w:val="single" w:color="D0D0CE" w:sz="1"/>
@@ -1517,7 +1533,7 @@
         </w:tc>
         <w:tc>
           <w:tcPr>
-            <w:tcW w:type="dxa" w:w="2340"/>
+            <w:tcW w:type="dxa" w:w="2082"/>
             <w:tcBorders>
               <w:top w:val="single" w:color="D0D0CE" w:sz="1"/>
               <w:left w:val="single" w:color="D0D0CE" w:sz="1"/>
@@ -1545,7 +1561,7 @@
       <w:tr>
         <w:tc>
           <w:tcPr>
-            <w:tcW w:type="dxa" w:w="2340"/>
+            <w:tcW w:type="dxa" w:w="1873"/>
             <w:tcBorders>
               <w:top w:val="single" w:color="D0D0CE" w:sz="1"/>
               <w:left w:val="single" w:color="D0D0CE" w:sz="1"/>
@@ -1571,7 +1587,7 @@
         </w:tc>
         <w:tc>
           <w:tcPr>
-            <w:tcW w:type="dxa" w:w="2340"/>
+            <w:tcW w:type="dxa" w:w="2881"/>
             <w:tcBorders>
               <w:top w:val="single" w:color="D0D0CE" w:sz="1"/>
               <w:left w:val="single" w:color="D0D0CE" w:sz="1"/>
@@ -1597,7 +1613,7 @@
         </w:tc>
         <w:tc>
           <w:tcPr>
-            <w:tcW w:type="dxa" w:w="2340"/>
+            <w:tcW w:type="dxa" w:w="2524"/>
             <w:tcBorders>
               <w:top w:val="single" w:color="D0D0CE" w:sz="1"/>
               <w:left w:val="single" w:color="D0D0CE" w:sz="1"/>
@@ -1623,7 +1639,7 @@
         </w:tc>
         <w:tc>
           <w:tcPr>
-            <w:tcW w:type="dxa" w:w="2340"/>
+            <w:tcW w:type="dxa" w:w="2082"/>
             <w:tcBorders>
               <w:top w:val="single" w:color="D0D0CE" w:sz="1"/>
               <w:left w:val="single" w:color="D0D0CE" w:sz="1"/>
@@ -1651,7 +1667,7 @@
       <w:tr>
         <w:tc>
           <w:tcPr>
-            <w:tcW w:type="dxa" w:w="2340"/>
+            <w:tcW w:type="dxa" w:w="1873"/>
             <w:tcBorders>
               <w:top w:val="single" w:color="D0D0CE" w:sz="1"/>
               <w:left w:val="single" w:color="D0D0CE" w:sz="1"/>
@@ -1677,7 +1693,7 @@
         </w:tc>
         <w:tc>
           <w:tcPr>
-            <w:tcW w:type="dxa" w:w="2340"/>
+            <w:tcW w:type="dxa" w:w="2881"/>
             <w:tcBorders>
               <w:top w:val="single" w:color="D0D0CE" w:sz="1"/>
               <w:left w:val="single" w:color="D0D0CE" w:sz="1"/>
@@ -1703,7 +1719,7 @@
         </w:tc>
         <w:tc>
           <w:tcPr>
-            <w:tcW w:type="dxa" w:w="2340"/>
+            <w:tcW w:type="dxa" w:w="2524"/>
             <w:tcBorders>
               <w:top w:val="single" w:color="D0D0CE" w:sz="1"/>
               <w:left w:val="single" w:color="D0D0CE" w:sz="1"/>
@@ -1729,7 +1745,7 @@
         </w:tc>
         <w:tc>
           <w:tcPr>
-            <w:tcW w:type="dxa" w:w="2340"/>
+            <w:tcW w:type="dxa" w:w="2082"/>
             <w:tcBorders>
               <w:top w:val="single" w:color="D0D0CE" w:sz="1"/>
               <w:left w:val="single" w:color="D0D0CE" w:sz="1"/>
@@ -1755,6 +1771,14 @@
         </w:tc>
       </w:tr>
     </w:tbl>
+    <w:p>
+      <w:pPr>
+        <w:spacing w:after="120"/>
+      </w:pPr>
+      <w:r>
+        <w:t xml:space="preserve"/>
+      </w:r>
+    </w:p>
     <w:p>
       <w:pPr>
         <w:pStyle w:val="Heading1"/>
@@ -1776,11 +1800,11 @@
         </w:tblBorders>
       </w:tblPr>
       <w:tblGrid>
-        <w:gridCol w:w="1872"/>
-        <w:gridCol w:w="1872"/>
-        <w:gridCol w:w="1872"/>
-        <w:gridCol w:w="1872"/>
-        <w:gridCol w:w="1872"/>
+        <w:gridCol w:w="2060"/>
+        <w:gridCol w:w="1773"/>
+        <w:gridCol w:w="2026"/>
+        <w:gridCol w:w="1301"/>
+        <w:gridCol w:w="2200"/>
       </w:tblGrid>
       <w:tr>
         <w:trPr>
@@ -1788,7 +1812,7 @@
         </w:trPr>
         <w:tc>
           <w:tcPr>
-            <w:tcW w:type="dxa" w:w="1872"/>
+            <w:tcW w:type="dxa" w:w="2060"/>
             <w:tcBorders>
               <w:top w:val="single" w:color="D0D0CE" w:sz="1"/>
               <w:left w:val="single" w:color="D0D0CE" w:sz="1"/>
@@ -1812,8 +1836,8 @@
                 <w:b/>
                 <w:bCs/>
                 <w:color w:val="FFFFFF"/>
-                <w:sz w:val="16"/>
-                <w:szCs w:val="16"/>
+                <w:sz w:val="18"/>
+                <w:szCs w:val="18"/>
               </w:rPr>
               <w:t xml:space="preserve">Residual risk</w:t>
             </w:r>
@@ -1821,7 +1845,7 @@
         </w:tc>
         <w:tc>
           <w:tcPr>
-            <w:tcW w:type="dxa" w:w="1872"/>
+            <w:tcW w:type="dxa" w:w="1773"/>
             <w:tcBorders>
               <w:top w:val="single" w:color="D0D0CE" w:sz="1"/>
               <w:left w:val="single" w:color="D0D0CE" w:sz="1"/>
@@ -1845,8 +1869,8 @@
                 <w:b/>
                 <w:bCs/>
                 <w:color w:val="FFFFFF"/>
-                <w:sz w:val="16"/>
-                <w:szCs w:val="16"/>
+                <w:sz w:val="18"/>
+                <w:szCs w:val="18"/>
               </w:rPr>
               <w:t xml:space="preserve">Why it remains</w:t>
             </w:r>
@@ -1854,7 +1878,7 @@
         </w:tc>
         <w:tc>
           <w:tcPr>
-            <w:tcW w:type="dxa" w:w="1872"/>
+            <w:tcW w:type="dxa" w:w="2026"/>
             <w:tcBorders>
               <w:top w:val="single" w:color="D0D0CE" w:sz="1"/>
               <w:left w:val="single" w:color="D0D0CE" w:sz="1"/>
@@ -1878,8 +1902,8 @@
                 <w:b/>
                 <w:bCs/>
                 <w:color w:val="FFFFFF"/>
-                <w:sz w:val="16"/>
-                <w:szCs w:val="16"/>
+                <w:sz w:val="18"/>
+                <w:szCs w:val="18"/>
               </w:rPr>
               <w:t xml:space="preserve">Compensating control</w:t>
             </w:r>
@@ -1887,7 +1911,7 @@
         </w:tc>
         <w:tc>
           <w:tcPr>
-            <w:tcW w:type="dxa" w:w="1872"/>
+            <w:tcW w:type="dxa" w:w="1301"/>
             <w:tcBorders>
               <w:top w:val="single" w:color="D0D0CE" w:sz="1"/>
               <w:left w:val="single" w:color="D0D0CE" w:sz="1"/>
@@ -1911,8 +1935,8 @@
                 <w:b/>
                 <w:bCs/>
                 <w:color w:val="FFFFFF"/>
-                <w:sz w:val="16"/>
-                <w:szCs w:val="16"/>
+                <w:sz w:val="18"/>
+                <w:szCs w:val="18"/>
               </w:rPr>
               <w:t xml:space="preserve">Owner</w:t>
             </w:r>
@@ -1920,7 +1944,7 @@
         </w:tc>
         <w:tc>
           <w:tcPr>
-            <w:tcW w:type="dxa" w:w="1872"/>
+            <w:tcW w:type="dxa" w:w="2200"/>
             <w:tcBorders>
               <w:top w:val="single" w:color="D0D0CE" w:sz="1"/>
               <w:left w:val="single" w:color="D0D0CE" w:sz="1"/>
@@ -1944,8 +1968,8 @@
                 <w:b/>
                 <w:bCs/>
                 <w:color w:val="FFFFFF"/>
-                <w:sz w:val="16"/>
-                <w:szCs w:val="16"/>
+                <w:sz w:val="18"/>
+                <w:szCs w:val="18"/>
               </w:rPr>
               <w:t xml:space="preserve">Acceptance / expiry</w:t>
             </w:r>
@@ -1955,7 +1979,7 @@
       <w:tr>
         <w:tc>
           <w:tcPr>
-            <w:tcW w:type="dxa" w:w="1872"/>
+            <w:tcW w:type="dxa" w:w="2060"/>
             <w:tcBorders>
               <w:top w:val="single" w:color="D0D0CE" w:sz="1"/>
               <w:left w:val="single" w:color="D0D0CE" w:sz="1"/>
@@ -1981,7 +2005,7 @@
         </w:tc>
         <w:tc>
           <w:tcPr>
-            <w:tcW w:type="dxa" w:w="1872"/>
+            <w:tcW w:type="dxa" w:w="1773"/>
             <w:tcBorders>
               <w:top w:val="single" w:color="D0D0CE" w:sz="1"/>
               <w:left w:val="single" w:color="D0D0CE" w:sz="1"/>
@@ -2007,7 +2031,7 @@
         </w:tc>
         <w:tc>
           <w:tcPr>
-            <w:tcW w:type="dxa" w:w="1872"/>
+            <w:tcW w:type="dxa" w:w="2026"/>
             <w:tcBorders>
               <w:top w:val="single" w:color="D0D0CE" w:sz="1"/>
               <w:left w:val="single" w:color="D0D0CE" w:sz="1"/>
@@ -2033,7 +2057,7 @@
         </w:tc>
         <w:tc>
           <w:tcPr>
-            <w:tcW w:type="dxa" w:w="1872"/>
+            <w:tcW w:type="dxa" w:w="1301"/>
             <w:tcBorders>
               <w:top w:val="single" w:color="D0D0CE" w:sz="1"/>
               <w:left w:val="single" w:color="D0D0CE" w:sz="1"/>
@@ -2059,7 +2083,7 @@
         </w:tc>
         <w:tc>
           <w:tcPr>
-            <w:tcW w:type="dxa" w:w="1872"/>
+            <w:tcW w:type="dxa" w:w="2200"/>
             <w:tcBorders>
               <w:top w:val="single" w:color="D0D0CE" w:sz="1"/>
               <w:left w:val="single" w:color="D0D0CE" w:sz="1"/>
@@ -2087,7 +2111,7 @@
       <w:tr>
         <w:tc>
           <w:tcPr>
-            <w:tcW w:type="dxa" w:w="1872"/>
+            <w:tcW w:type="dxa" w:w="2060"/>
             <w:tcBorders>
               <w:top w:val="single" w:color="D0D0CE" w:sz="1"/>
               <w:left w:val="single" w:color="D0D0CE" w:sz="1"/>
@@ -2113,7 +2137,7 @@
         </w:tc>
         <w:tc>
           <w:tcPr>
-            <w:tcW w:type="dxa" w:w="1872"/>
+            <w:tcW w:type="dxa" w:w="1773"/>
             <w:tcBorders>
               <w:top w:val="single" w:color="D0D0CE" w:sz="1"/>
               <w:left w:val="single" w:color="D0D0CE" w:sz="1"/>
@@ -2139,7 +2163,7 @@
         </w:tc>
         <w:tc>
           <w:tcPr>
-            <w:tcW w:type="dxa" w:w="1872"/>
+            <w:tcW w:type="dxa" w:w="2026"/>
             <w:tcBorders>
               <w:top w:val="single" w:color="D0D0CE" w:sz="1"/>
               <w:left w:val="single" w:color="D0D0CE" w:sz="1"/>
@@ -2165,7 +2189,7 @@
         </w:tc>
         <w:tc>
           <w:tcPr>
-            <w:tcW w:type="dxa" w:w="1872"/>
+            <w:tcW w:type="dxa" w:w="1301"/>
             <w:tcBorders>
               <w:top w:val="single" w:color="D0D0CE" w:sz="1"/>
               <w:left w:val="single" w:color="D0D0CE" w:sz="1"/>
@@ -2191,7 +2215,7 @@
         </w:tc>
         <w:tc>
           <w:tcPr>
-            <w:tcW w:type="dxa" w:w="1872"/>
+            <w:tcW w:type="dxa" w:w="2200"/>
             <w:tcBorders>
               <w:top w:val="single" w:color="D0D0CE" w:sz="1"/>
               <w:left w:val="single" w:color="D0D0CE" w:sz="1"/>
@@ -2217,6 +2241,14 @@
         </w:tc>
       </w:tr>
     </w:tbl>
+    <w:p>
+      <w:pPr>
+        <w:spacing w:after="120"/>
+      </w:pPr>
+      <w:r>
+        <w:t xml:space="preserve"/>
+      </w:r>
+    </w:p>
     <w:p>
       <w:pPr>
         <w:pStyle w:val="Heading1"/>
@@ -2319,7 +2351,7 @@
         <w:spacing w:after="120"/>
       </w:pPr>
       <w:r>
-        <w:t xml:space="preserve">[Case Study] Design case study — a conversational AI companion for menopause and perimenopause support (author’s prior applied work).</w:t>
+        <w:t xml:space="preserve">[Case Study] Eltayeb, Y. (2026). Menopause-support companion design case study. In SAFE-CARE public release repository, v1.0. Conefia. GitHub/Zenodo. https://doi.org/10.5281/zenodo.21330842</w:t>
       </w:r>
     </w:p>
     <w:p>
@@ -2327,7 +2359,7 @@
         <w:spacing w:after="120"/>
       </w:pPr>
       <w:r>
-        <w:t xml:space="preserve">[Conference Outline] Conference talk outline — “Building Safe Conversational AI Agents for Healthcare.”</w:t>
+        <w:t xml:space="preserve">[Conference Outline] Eltayeb, Y. (2026). Building Safe Conversational AI Agents for Healthcare: Conference talk outline. In SAFE-CARE public release repository, v1.0. Conefia. GitHub/Zenodo. https://doi.org/10.5281/zenodo.21330842</w:t>
       </w:r>
     </w:p>
     <w:p>
@@ -2463,7 +2495,17 @@
         <w:t xml:space="preserve">How to cite:</w:t>
       </w:r>
       <w:r>
-        <w:t xml:space="preserve"> Eltayeb, Y. (2026). *SAFE-CARE: A Framework for Designing and Evaluating Safe Healthcare AI Agents*. Conefia. DOI: [Zenodo DOI].</w:t>
+        <w:t xml:space="preserve"> Eltayeb, Y. (2026). </w:t>
+      </w:r>
+      <w:r>
+        <w:rPr>
+          <w:i/>
+          <w:iCs/>
+        </w:rPr>
+        <w:t xml:space="preserve">SAFE-CARE: A Framework for Designing and Evaluating Safe Healthcare AI Agents</w:t>
+      </w:r>
+      <w:r>
+        <w:t xml:space="preserve">. Conefia. DOI: https://doi.org/10.5281/zenodo.21330159.</w:t>
       </w:r>
     </w:p>
     <w:p>

--- a/release_assets/docx/08_SAFE-CARE_Healthcare_AI_Agent_Safety_Case_Template.docx
+++ b/release_assets/docx/08_SAFE-CARE_Healthcare_AI_Agent_Safety_Case_Template.docx
@@ -33,7 +33,7 @@
           <w:sz w:val="17"/>
           <w:szCs w:val="17"/>
         </w:rPr>
-        <w:t xml:space="preserve">SAFE-CARE Framework — authored by Yassen Eltayeb, Conefia · Version 1.0 · July 2026</w:t>
+        <w:t xml:space="preserve">SAFE-CARE Framework — authored by Yassen Eltayeb, Conefia · Version 1.1 · July 2026</w:t>
       </w:r>
     </w:p>
     <w:p>
@@ -2391,6 +2391,14 @@
         <w:spacing w:after="120"/>
       </w:pPr>
       <w:r>
+        <w:t xml:space="preserve">[NIST AI 600-1] National Institute of Standards and Technology. Artificial Intelligence Risk Management Framework: Generative Artificial Intelligence Profile (NIST AI 600-1). U.S. Department of Commerce, July 2024. https://doi.org/10.6028/NIST.AI.600-1</w:t>
+      </w:r>
+    </w:p>
+    <w:p>
+      <w:pPr>
+        <w:spacing w:after="120"/>
+      </w:pPr>
+      <w:r>
         <w:t xml:space="preserve">[FDA GMLP] U.S. Food and Drug Administration. Good Machine Learning Practice for Medical Device Development: Guiding Principles. https://www.fda.gov/medical-devices/software-medical-device-samd/good-machine-learning-practice-medical-device-development-guiding-principles</w:t>
       </w:r>
     </w:p>
@@ -2455,7 +2463,7 @@
         <w:t xml:space="preserve">Version:</w:t>
       </w:r>
       <w:r>
-        <w:t xml:space="preserve"> v1.0 · July 2026.</w:t>
+        <w:t xml:space="preserve"> v1.1 · July 2026.</w:t>
       </w:r>
     </w:p>
     <w:p>

--- a/release_assets/docx/08_SAFE-CARE_Healthcare_AI_Agent_Safety_Case_Template.docx
+++ b/release_assets/docx/08_SAFE-CARE_Healthcare_AI_Agent_Safety_Case_Template.docx
@@ -2351,7 +2351,7 @@
         <w:spacing w:after="120"/>
       </w:pPr>
       <w:r>
-        <w:t xml:space="preserve">[Case Study] Eltayeb, Y. (2026). Menopause-support companion design case study. In SAFE-CARE public release repository, v1.0. Conefia. GitHub/Zenodo. https://doi.org/10.5281/zenodo.21330842</w:t>
+        <w:t xml:space="preserve">[Case Study] Eltayeb, Y. (2026). Menopause-support companion design case study. In the SAFE-CARE public release repository. Conefia. GitHub/Zenodo. https://doi.org/10.5281/zenodo.21330841</w:t>
       </w:r>
     </w:p>
     <w:p>
@@ -2359,7 +2359,7 @@
         <w:spacing w:after="120"/>
       </w:pPr>
       <w:r>
-        <w:t xml:space="preserve">[Conference Outline] Eltayeb, Y. (2026). Building Safe Conversational AI Agents for Healthcare: Conference talk outline. In SAFE-CARE public release repository, v1.0. Conefia. GitHub/Zenodo. https://doi.org/10.5281/zenodo.21330842</w:t>
+        <w:t xml:space="preserve">[Conference Outline] Eltayeb, Y. (2026). Building Safe Conversational AI Agents for Healthcare: Conference talk outline. In the SAFE-CARE public release repository. Conefia. GitHub/Zenodo. https://doi.org/10.5281/zenodo.21330841</w:t>
       </w:r>
     </w:p>
     <w:p>
@@ -2513,7 +2513,7 @@
         <w:t xml:space="preserve">SAFE-CARE: A Framework for Designing and Evaluating Safe Healthcare AI Agents</w:t>
       </w:r>
       <w:r>
-        <w:t xml:space="preserve">. Conefia. DOI: https://doi.org/10.5281/zenodo.21330159.</w:t>
+        <w:t xml:space="preserve">. Conefia. DOI: https://doi.org/10.5281/zenodo.21330841.</w:t>
       </w:r>
     </w:p>
     <w:p>

--- a/release_assets/docx/08_SAFE-CARE_Healthcare_AI_Agent_Safety_Case_Template.docx
+++ b/release_assets/docx/08_SAFE-CARE_Healthcare_AI_Agent_Safety_Case_Template.docx
@@ -2343,23 +2343,63 @@
         <w:pStyle w:val="Heading1"/>
       </w:pPr>
       <w:r>
+        <w:t xml:space="preserve">Companion documents</w:t>
+      </w:r>
+    </w:p>
+    <w:p>
+      <w:pPr>
+        <w:spacing w:after="120"/>
+      </w:pPr>
+      <w:r>
+        <w:t xml:space="preserve">Also published in the SAFE-CARE public release repository (github.com/Conefia/SAFE-CARE · DOI 10.5281/zenodo.21330841):</w:t>
+      </w:r>
+    </w:p>
+    <w:p>
+      <w:pPr>
+        <w:pStyle w:val="ListParagraph"/>
+        <w:numPr>
+          <w:ilvl w:val="0"/>
+          <w:numId w:val="2"/>
+        </w:numPr>
+        <w:spacing w:after="40"/>
+      </w:pPr>
+      <w:r>
+        <w:rPr>
+          <w:b/>
+          <w:bCs/>
+        </w:rPr>
+        <w:t xml:space="preserve">Menopause-support companion design case study</w:t>
+      </w:r>
+      <w:r>
+        <w:t xml:space="preserve"> — the first applied case study of SAFE-CARE (docs/03_SAFE-CARE_Menopause-Support_Companion_Case_Study).</w:t>
+      </w:r>
+    </w:p>
+    <w:p>
+      <w:pPr>
+        <w:pStyle w:val="ListParagraph"/>
+        <w:numPr>
+          <w:ilvl w:val="0"/>
+          <w:numId w:val="2"/>
+        </w:numPr>
+        <w:spacing w:after="40"/>
+      </w:pPr>
+      <w:r>
+        <w:rPr>
+          <w:b/>
+          <w:bCs/>
+        </w:rPr>
+        <w:t xml:space="preserve">Building Safe Conversational AI Agents for Healthcare</w:t>
+      </w:r>
+      <w:r>
+        <w:t xml:space="preserve"> — conference talk outline (docs/09_SAFE-CARE_Conference_Talk_Deck_Outline).</w:t>
+      </w:r>
+    </w:p>
+    <w:p>
+      <w:pPr>
+        <w:pStyle w:val="Heading1"/>
+      </w:pPr>
+      <w:r>
         <w:t xml:space="preserve">References</w:t>
-      </w:r>
-    </w:p>
-    <w:p>
-      <w:pPr>
-        <w:spacing w:after="120"/>
-      </w:pPr>
-      <w:r>
-        <w:t xml:space="preserve">[Case Study] Eltayeb, Y. (2026). Menopause-support companion design case study. In the SAFE-CARE public release repository. Conefia. GitHub/Zenodo. https://doi.org/10.5281/zenodo.21330841</w:t>
-      </w:r>
-    </w:p>
-    <w:p>
-      <w:pPr>
-        <w:spacing w:after="120"/>
-      </w:pPr>
-      <w:r>
-        <w:t xml:space="preserve">[Conference Outline] Eltayeb, Y. (2026). Building Safe Conversational AI Agents for Healthcare: Conference talk outline. In the SAFE-CARE public release repository. Conefia. GitHub/Zenodo. https://doi.org/10.5281/zenodo.21330841</w:t>
       </w:r>
     </w:p>
     <w:p>

--- a/release_assets/docx/08_SAFE-CARE_Healthcare_AI_Agent_Safety_Case_Template.docx
+++ b/release_assets/docx/08_SAFE-CARE_Healthcare_AI_Agent_Safety_Case_Template.docx
@@ -33,7 +33,7 @@
           <w:sz w:val="17"/>
           <w:szCs w:val="17"/>
         </w:rPr>
-        <w:t xml:space="preserve">SAFE-CARE Framework — authored by Yassen Eltayeb, Conefia · Version 1.1 · July 2026</w:t>
+        <w:t xml:space="preserve">SAFE-CARE Framework — authored by Yassen Eltayeb, Conefia · Version 1.2.0 · July 2026</w:t>
       </w:r>
     </w:p>
     <w:p>
@@ -2415,7 +2415,7 @@
         <w:spacing w:after="120"/>
       </w:pPr>
       <w:r>
-        <w:t xml:space="preserve">[WHO 2025] World Health Organization. Ethics and governance of artificial intelligence for health: guidance on large multi-modal models. 2025. https://www.who.int/publications/i/item/9789240084759</w:t>
+        <w:t xml:space="preserve">[WHO 2024b] World Health Organization. Ethics and governance of artificial intelligence for health: guidance on large multi-modal models. 2024. https://www.who.int/publications/i/item/9789240084759</w:t>
       </w:r>
     </w:p>
     <w:p>
@@ -2483,7 +2483,7 @@
         <w:t xml:space="preserve">Author:</w:t>
       </w:r>
       <w:r>
-        <w:t xml:space="preserve"> Yassen Eltayeb — Conefia.</w:t>
+        <w:t xml:space="preserve"> Yassen Eltayeb.</w:t>
       </w:r>
     </w:p>
     <w:p>
@@ -2503,7 +2503,7 @@
         <w:t xml:space="preserve">Version:</w:t>
       </w:r>
       <w:r>
-        <w:t xml:space="preserve"> v1.1 · July 2026.</w:t>
+        <w:t xml:space="preserve"> 1.2.0 · July 2026.</w:t>
       </w:r>
     </w:p>
     <w:p>
@@ -2573,7 +2573,7 @@
         <w:t xml:space="preserve">Trademark:</w:t>
       </w:r>
       <w:r>
-        <w:t xml:space="preserve"> SAFE-CARE™ is a trademark of Yassen Eltayeb / Conefia.</w:t>
+        <w:t xml:space="preserve"> SAFE-CARE™ is a claimed unregistered trademark used by Conefia LLC in connection with its healthcare-AI framework and related services.</w:t>
       </w:r>
     </w:p>
     <w:p>
@@ -2593,7 +2593,7 @@
         <w:t xml:space="preserve">Copyright:</w:t>
       </w:r>
       <w:r>
-        <w:t xml:space="preserve"> © 2026 Yassen Eltayeb / Conefia.</w:t>
+        <w:t xml:space="preserve"> © 2026 Yassen Eltayeb.</w:t>
       </w:r>
     </w:p>
     <w:p>
